--- a/A_Good_Name/AGoodName_Chapter9.docx
+++ b/A_Good_Name/AGoodName_Chapter9.docx
@@ -1224,7 +1224,7 @@
           <w:sz w:val="22"/>
           <w:szCs w:val="22"/>
         </w:rPr>
-        <w:t xml:space="preserve">“For this boy I prayed, and the LORD has granted me my petition which I asked of Him. So I have also dedicated him to the LORD; as long as he lives he is dedicated to the LORD.”</w:t>
+        <w:t>“For this boy I prayed, and the LORD has given me my petition which I asked of Him. So I have also dedicated him to the LORD; as long as he lives he is dedicated to the LORD.”</w:t>
       </w:r>
     </w:p>
     <w:p>
